--- a/data/MHPWPS-062.docx
+++ b/data/MHPWPS-062.docx
@@ -3030,8 +3030,8 @@
               </w:rPr>
               <w:t>尾部保护气</w:t>
             </w:r>
-            <w:bookmarkStart w:id="0" w:name="OLE_LINK14"/>
-            <w:bookmarkStart w:id="1" w:name="OLE_LINK13"/>
+            <w:bookmarkStart w:id="0" w:name="OLE_LINK13"/>
+            <w:bookmarkStart w:id="1" w:name="OLE_LINK14"/>
             <w:r>
               <w:rPr>
                 <w:rFonts w:hint="eastAsia" w:eastAsia="楷体_GB2312"/>
@@ -3325,7 +3325,18 @@
           <w:szCs w:val="24"/>
           <w:u w:val="single"/>
         </w:rPr>
-        <w:t xml:space="preserve">      55~150 mm/min   </w:t>
+        <w:t xml:space="preserve">      </w:t>
+      </w:r>
+      <w:bookmarkStart w:id="3" w:name="_GoBack"/>
+      <w:bookmarkEnd w:id="3"/>
+      <w:r>
+        <w:rPr>
+          <w:rFonts w:hint="eastAsia" w:eastAsia="楷体_GB2312"/>
+          <w:sz w:val="24"/>
+          <w:szCs w:val="24"/>
+          <w:u w:val="single"/>
+        </w:rPr>
+        <w:t xml:space="preserve">   </w:t>
       </w:r>
     </w:p>
     <w:p>
@@ -4843,8 +4854,6 @@
                 <w:szCs w:val="24"/>
               </w:rPr>
             </w:pPr>
-            <w:bookmarkStart w:id="3" w:name="_GoBack"/>
-            <w:bookmarkEnd w:id="3"/>
           </w:p>
         </w:tc>
         <w:tc>
@@ -6127,7 +6136,7 @@
     <w:lsdException w:qFormat="1" w:unhideWhenUsed="0" w:uiPriority="0" w:semiHidden="0" w:name="Title"/>
     <w:lsdException w:unhideWhenUsed="0" w:uiPriority="0" w:semiHidden="0" w:name="Closing"/>
     <w:lsdException w:unhideWhenUsed="0" w:uiPriority="0" w:semiHidden="0" w:name="Signature"/>
-    <w:lsdException w:uiPriority="1" w:name="Default Paragraph Font"/>
+    <w:lsdException w:qFormat="1" w:uiPriority="1" w:name="Default Paragraph Font"/>
     <w:lsdException w:unhideWhenUsed="0" w:uiPriority="0" w:semiHidden="0" w:name="Body Text"/>
     <w:lsdException w:unhideWhenUsed="0" w:uiPriority="0" w:semiHidden="0" w:name="Body Text Indent"/>
     <w:lsdException w:unhideWhenUsed="0" w:uiPriority="0" w:semiHidden="0" w:name="List Continue"/>
@@ -6148,7 +6157,7 @@
     <w:lsdException w:unhideWhenUsed="0" w:uiPriority="0" w:semiHidden="0" w:name="Body Text Indent 3"/>
     <w:lsdException w:unhideWhenUsed="0" w:uiPriority="0" w:semiHidden="0" w:name="Block Text"/>
     <w:lsdException w:unhideWhenUsed="0" w:uiPriority="0" w:semiHidden="0" w:name="Hyperlink"/>
-    <w:lsdException w:unhideWhenUsed="0" w:uiPriority="0" w:semiHidden="0" w:name="FollowedHyperlink"/>
+    <w:lsdException w:qFormat="1" w:unhideWhenUsed="0" w:uiPriority="0" w:semiHidden="0" w:name="FollowedHyperlink"/>
     <w:lsdException w:qFormat="1" w:unhideWhenUsed="0" w:uiPriority="0" w:semiHidden="0" w:name="Strong"/>
     <w:lsdException w:qFormat="1" w:unhideWhenUsed="0" w:uiPriority="0" w:semiHidden="0" w:name="Emphasis"/>
     <w:lsdException w:unhideWhenUsed="0" w:uiPriority="0" w:semiHidden="0" w:name="Document Map"/>
@@ -6365,6 +6374,7 @@
     <w:name w:val="Default Paragraph Font"/>
     <w:semiHidden/>
     <w:unhideWhenUsed/>
+    <w:qFormat/>
     <w:uiPriority w:val="1"/>
   </w:style>
   <w:style w:type="table" w:default="1" w:styleId="7">
@@ -6456,6 +6466,7 @@
   </w:style>
   <w:style w:type="character" w:styleId="10">
     <w:name w:val="FollowedHyperlink"/>
+    <w:qFormat/>
     <w:uiPriority w:val="0"/>
     <w:rPr>
       <w:color w:val="800080"/>

--- a/data/MHPWPS-062.docx
+++ b/data/MHPWPS-062.docx
@@ -546,27 +546,82 @@
         <w:spacing w:line="0" w:lineRule="atLeast"/>
         <w:ind w:left="120" w:hanging="120" w:hangingChars="50"/>
         <w:rPr>
+          <w:rFonts w:hint="eastAsia" w:eastAsia="楷体_GB2312"/>
+          <w:sz w:val="24"/>
+          <w:szCs w:val="24"/>
+          <w:u w:val="single"/>
+        </w:rPr>
+      </w:pPr>
+      <w:r>
+        <w:rPr>
+          <w:rFonts w:hint="eastAsia" w:eastAsia="楷体_GB2312"/>
+          <w:sz w:val="24"/>
+          <w:szCs w:val="24"/>
+        </w:rPr>
+        <w:t>类别号</w:t>
+      </w:r>
+      <w:r>
+        <w:rPr>
+          <w:rFonts w:hint="eastAsia" w:eastAsia="楷体_GB2312"/>
+          <w:sz w:val="24"/>
+          <w:szCs w:val="24"/>
+          <w:u w:val="single"/>
+        </w:rPr>
+        <w:t xml:space="preserve">        </w:t>
+      </w:r>
+      <w:r>
+        <w:rPr>
+          <w:rFonts w:hint="eastAsia" w:eastAsia="楷体_GB2312"/>
+          <w:sz w:val="24"/>
+          <w:szCs w:val="24"/>
+        </w:rPr>
+        <w:t>组别号</w:t>
+      </w:r>
+      <w:r>
+        <w:rPr>
+          <w:rFonts w:hint="eastAsia" w:eastAsia="楷体_GB2312"/>
+          <w:sz w:val="24"/>
+          <w:szCs w:val="24"/>
+          <w:u w:val="single"/>
+        </w:rPr>
+        <w:t xml:space="preserve">      </w:t>
+      </w:r>
+      <w:bookmarkStart w:id="3" w:name="_GoBack"/>
+      <w:bookmarkEnd w:id="3"/>
+      <w:r>
+        <w:rPr>
+          <w:rFonts w:hint="eastAsia" w:eastAsia="楷体_GB2312"/>
+          <w:sz w:val="24"/>
+          <w:szCs w:val="24"/>
+        </w:rPr>
+        <w:t>与类别号</w:t>
+      </w:r>
+      <w:r>
+        <w:rPr>
+          <w:rFonts w:hint="eastAsia" w:eastAsia="楷体_GB2312"/>
+          <w:sz w:val="24"/>
+          <w:szCs w:val="24"/>
+          <w:u w:val="single"/>
+        </w:rPr>
+        <w:t xml:space="preserve">    </w:t>
+      </w:r>
+      <w:r>
+        <w:rPr>
           <w:rFonts w:eastAsia="楷体_GB2312"/>
           <w:sz w:val="24"/>
           <w:szCs w:val="24"/>
-        </w:rPr>
-      </w:pPr>
-      <w:r>
-        <w:rPr>
-          <w:rFonts w:hint="eastAsia" w:eastAsia="楷体_GB2312"/>
-          <w:sz w:val="24"/>
-          <w:szCs w:val="24"/>
-        </w:rPr>
-        <w:t>类别号</w:t>
-      </w:r>
-      <w:r>
-        <w:rPr>
-          <w:rFonts w:hint="eastAsia" w:eastAsia="楷体_GB2312"/>
-          <w:sz w:val="24"/>
-          <w:szCs w:val="24"/>
-          <w:u w:val="single"/>
-        </w:rPr>
-        <w:t xml:space="preserve">        </w:t>
+          <w:u w:val="single"/>
+        </w:rPr>
+        <w:t xml:space="preserve"> </w:t>
+      </w:r>
+      <w:r>
+        <w:rPr>
+          <w:rFonts w:hint="eastAsia" w:eastAsia="楷体_GB2312"/>
+          <w:sz w:val="24"/>
+          <w:szCs w:val="24"/>
+          <w:u w:val="single"/>
+        </w:rPr>
+        <w:t xml:space="preserve">   </w:t>
       </w:r>
       <w:r>
         <w:rPr>
@@ -591,7 +646,24 @@
           <w:sz w:val="24"/>
           <w:szCs w:val="24"/>
         </w:rPr>
-        <w:t>与类别号</w:t>
+        <w:t>相焊或标准号</w:t>
+      </w:r>
+      <w:r>
+        <w:rPr>
+          <w:rFonts w:hint="eastAsia" w:eastAsia="楷体_GB2312"/>
+          <w:sz w:val="24"/>
+          <w:szCs w:val="24"/>
+          <w:u w:val="single"/>
+        </w:rPr>
+        <w:t xml:space="preserve">     </w:t>
+      </w:r>
+      <w:r>
+        <w:rPr>
+          <w:rFonts w:hint="eastAsia" w:eastAsia="楷体_GB2312"/>
+          <w:sz w:val="24"/>
+          <w:szCs w:val="24"/>
+        </w:rPr>
+        <w:t>材料代号</w:t>
       </w:r>
       <w:r>
         <w:rPr>
@@ -604,55 +676,20 @@
       </w:r>
       <w:r>
         <w:rPr>
-          <w:rFonts w:eastAsia="楷体_GB2312"/>
-          <w:sz w:val="24"/>
-          <w:szCs w:val="24"/>
-          <w:u w:val="single"/>
-        </w:rPr>
-        <w:t xml:space="preserve"> </w:t>
-      </w:r>
-      <w:r>
-        <w:rPr>
-          <w:rFonts w:hint="eastAsia" w:eastAsia="楷体_GB2312"/>
-          <w:sz w:val="24"/>
-          <w:szCs w:val="24"/>
-          <w:u w:val="single"/>
-        </w:rPr>
-        <w:t xml:space="preserve">   </w:t>
-      </w:r>
-      <w:r>
-        <w:rPr>
-          <w:rFonts w:hint="eastAsia" w:eastAsia="楷体_GB2312"/>
-          <w:sz w:val="24"/>
-          <w:szCs w:val="24"/>
-        </w:rPr>
-        <w:t>组别号</w:t>
-      </w:r>
-      <w:r>
-        <w:rPr>
-          <w:rFonts w:hint="eastAsia" w:eastAsia="楷体_GB2312"/>
-          <w:sz w:val="24"/>
-          <w:szCs w:val="24"/>
-          <w:u w:val="single"/>
-        </w:rPr>
-        <w:t xml:space="preserve">      </w:t>
-      </w:r>
-      <w:r>
-        <w:rPr>
-          <w:rFonts w:hint="eastAsia" w:eastAsia="楷体_GB2312"/>
-          <w:sz w:val="24"/>
-          <w:szCs w:val="24"/>
-        </w:rPr>
-        <w:t>相焊或标准号</w:t>
-      </w:r>
-      <w:r>
-        <w:rPr>
-          <w:rFonts w:hint="eastAsia" w:eastAsia="楷体_GB2312"/>
-          <w:sz w:val="24"/>
-          <w:szCs w:val="24"/>
-          <w:u w:val="single"/>
-        </w:rPr>
-        <w:t xml:space="preserve">     </w:t>
+          <w:rFonts w:hint="eastAsia" w:eastAsia="楷体_GB2312"/>
+          <w:sz w:val="24"/>
+          <w:szCs w:val="24"/>
+        </w:rPr>
+        <w:t>与标准号</w:t>
+      </w:r>
+      <w:r>
+        <w:rPr>
+          <w:rFonts w:hint="eastAsia" w:eastAsia="楷体_GB2312"/>
+          <w:sz w:val="24"/>
+          <w:szCs w:val="24"/>
+          <w:u w:val="single"/>
+        </w:rPr>
+        <w:t xml:space="preserve">  </w:t>
       </w:r>
       <w:r>
         <w:rPr>
@@ -670,56 +707,12 @@
           <w:u w:val="single"/>
         </w:rPr>
         <w:t xml:space="preserve">    </w:t>
-      </w:r>
-      <w:r>
-        <w:rPr>
-          <w:rFonts w:hint="eastAsia" w:eastAsia="楷体_GB2312"/>
-          <w:sz w:val="24"/>
-          <w:szCs w:val="24"/>
-        </w:rPr>
-        <w:t>与标准号</w:t>
-      </w:r>
-      <w:r>
-        <w:rPr>
-          <w:rFonts w:hint="eastAsia" w:eastAsia="楷体_GB2312"/>
-          <w:sz w:val="24"/>
-          <w:szCs w:val="24"/>
-          <w:u w:val="single"/>
-        </w:rPr>
-        <w:t xml:space="preserve">  </w:t>
-      </w:r>
-      <w:r>
-        <w:rPr>
-          <w:rFonts w:hint="eastAsia" w:eastAsia="楷体_GB2312"/>
-          <w:sz w:val="24"/>
-          <w:szCs w:val="24"/>
-        </w:rPr>
-        <w:t>材料代号</w:t>
-      </w:r>
-      <w:r>
-        <w:rPr>
-          <w:rFonts w:hint="eastAsia" w:eastAsia="楷体_GB2312"/>
-          <w:sz w:val="24"/>
-          <w:szCs w:val="24"/>
-          <w:u w:val="single"/>
-        </w:rPr>
-        <w:t xml:space="preserve">    </w:t>
-      </w:r>
-      <w:r>
-        <w:rPr>
-          <w:rFonts w:hint="eastAsia" w:eastAsia="楷体_GB2312"/>
-          <w:sz w:val="24"/>
-          <w:szCs w:val="24"/>
-        </w:rPr>
-        <w:t>相焊</w:t>
       </w:r>
     </w:p>
     <w:p>
       <w:pPr>
-        <w:tabs>
-          <w:tab w:val="left" w:pos="7035"/>
-        </w:tabs>
         <w:spacing w:line="0" w:lineRule="atLeast"/>
+        <w:ind w:left="120" w:hanging="120" w:hangingChars="50"/>
         <w:rPr>
           <w:rFonts w:eastAsia="楷体_GB2312"/>
           <w:sz w:val="24"/>
@@ -733,7 +726,7 @@
           <w:sz w:val="24"/>
           <w:szCs w:val="24"/>
         </w:rPr>
-        <w:t>对接焊缝焊件母材厚度范围</w:t>
+        <w:t>相焊对接焊缝焊件母材厚度范围</w:t>
       </w:r>
       <w:r>
         <w:rPr>
@@ -3325,18 +3318,7 @@
           <w:szCs w:val="24"/>
           <w:u w:val="single"/>
         </w:rPr>
-        <w:t xml:space="preserve">      </w:t>
-      </w:r>
-      <w:bookmarkStart w:id="3" w:name="_GoBack"/>
-      <w:bookmarkEnd w:id="3"/>
-      <w:r>
-        <w:rPr>
-          <w:rFonts w:hint="eastAsia" w:eastAsia="楷体_GB2312"/>
-          <w:sz w:val="24"/>
-          <w:szCs w:val="24"/>
-          <w:u w:val="single"/>
-        </w:rPr>
-        <w:t xml:space="preserve">   </w:t>
+        <w:t xml:space="preserve">         </w:t>
       </w:r>
     </w:p>
     <w:p>
@@ -6102,7 +6084,7 @@
     <w:lsdException w:unhideWhenUsed="0" w:uiPriority="0" w:semiHidden="0" w:name="Normal Indent"/>
     <w:lsdException w:unhideWhenUsed="0" w:uiPriority="0" w:semiHidden="0" w:name="footnote text"/>
     <w:lsdException w:unhideWhenUsed="0" w:uiPriority="0" w:semiHidden="0" w:name="annotation text"/>
-    <w:lsdException w:unhideWhenUsed="0" w:uiPriority="0" w:semiHidden="0" w:name="header"/>
+    <w:lsdException w:qFormat="1" w:unhideWhenUsed="0" w:uiPriority="0" w:semiHidden="0" w:name="header"/>
     <w:lsdException w:qFormat="1" w:unhideWhenUsed="0" w:uiPriority="0" w:semiHidden="0" w:name="footer"/>
     <w:lsdException w:unhideWhenUsed="0" w:uiPriority="0" w:semiHidden="0" w:name="index heading"/>
     <w:lsdException w:qFormat="1" w:uiPriority="0" w:name="caption"/>
@@ -6156,7 +6138,7 @@
     <w:lsdException w:unhideWhenUsed="0" w:uiPriority="0" w:semiHidden="0" w:name="Body Text Indent 2"/>
     <w:lsdException w:unhideWhenUsed="0" w:uiPriority="0" w:semiHidden="0" w:name="Body Text Indent 3"/>
     <w:lsdException w:unhideWhenUsed="0" w:uiPriority="0" w:semiHidden="0" w:name="Block Text"/>
-    <w:lsdException w:unhideWhenUsed="0" w:uiPriority="0" w:semiHidden="0" w:name="Hyperlink"/>
+    <w:lsdException w:qFormat="1" w:unhideWhenUsed="0" w:uiPriority="0" w:semiHidden="0" w:name="Hyperlink"/>
     <w:lsdException w:qFormat="1" w:unhideWhenUsed="0" w:uiPriority="0" w:semiHidden="0" w:name="FollowedHyperlink"/>
     <w:lsdException w:qFormat="1" w:unhideWhenUsed="0" w:uiPriority="0" w:semiHidden="0" w:name="Strong"/>
     <w:lsdException w:qFormat="1" w:unhideWhenUsed="0" w:uiPriority="0" w:semiHidden="0" w:name="Emphasis"/>
@@ -6174,7 +6156,7 @@
     <w:lsdException w:unhideWhenUsed="0" w:uiPriority="0" w:semiHidden="0" w:name="HTML Sample"/>
     <w:lsdException w:unhideWhenUsed="0" w:uiPriority="0" w:semiHidden="0" w:name="HTML Typewriter"/>
     <w:lsdException w:unhideWhenUsed="0" w:uiPriority="0" w:semiHidden="0" w:name="HTML Variable"/>
-    <w:lsdException w:uiPriority="99" w:name="Normal Table"/>
+    <w:lsdException w:qFormat="1" w:uiPriority="99" w:name="Normal Table"/>
     <w:lsdException w:unhideWhenUsed="0" w:uiPriority="0" w:semiHidden="0" w:name="annotation subject"/>
     <w:lsdException w:unhideWhenUsed="0" w:uiPriority="0" w:semiHidden="0" w:name="Table Simple 1"/>
     <w:lsdException w:unhideWhenUsed="0" w:uiPriority="0" w:semiHidden="0" w:name="Table Simple 2"/>
@@ -6381,6 +6363,7 @@
     <w:name w:val="Normal Table"/>
     <w:semiHidden/>
     <w:unhideWhenUsed/>
+    <w:qFormat/>
     <w:uiPriority w:val="99"/>
     <w:tblPr>
       <w:tblCellMar>
@@ -6422,6 +6405,7 @@
   <w:style w:type="paragraph" w:styleId="6">
     <w:name w:val="header"/>
     <w:basedOn w:val="1"/>
+    <w:qFormat/>
     <w:uiPriority w:val="0"/>
     <w:pPr>
       <w:pBdr>
@@ -6475,6 +6459,7 @@
   </w:style>
   <w:style w:type="character" w:styleId="11">
     <w:name w:val="Hyperlink"/>
+    <w:qFormat/>
     <w:uiPriority w:val="0"/>
     <w:rPr>
       <w:color w:val="0000FF"/>
